--- a/templates/export_declaration_template.docx
+++ b/templates/export_declaration_template.docx
@@ -4952,64 +4952,6 @@
                 <w:kern w:val="0"/>
               </w:rPr>
             </w:pPr>
-            <w:r>
-              <w:rPr>
-                <w:rFonts w:ascii="휴먼명조" w:eastAsia="휴먼명조" w:hAnsi="굴림" w:cs="굴림" w:hint="eastAsia"/>
-                <w:noProof/>
-                <w:color w:val="000000"/>
-                <w:sz w:val="14"/>
-                <w:szCs w:val="14"/>
-                <w:kern w:val="0"/>
-              </w:rPr>
-              <w:drawing>
-                <wp:inline distT="0" distB="0" distL="0" distR="0">
-                  <wp:extent cx="2228850" cy="781050"/>
-                  <wp:effectExtent l="0" t="0" r="0" b="0"/>
-                  <wp:docPr id="1032" name="그림 48" descr="EMB000014a8254c"/>
-                  <wp:cNvGraphicFramePr>
-                    <a:graphicFrameLocks xmlns:a="http://schemas.openxmlformats.org/drawingml/2006/main" noChangeAspect="1"/>
-                  </wp:cNvGraphicFramePr>
-                  <a:graphic xmlns:a="http://schemas.openxmlformats.org/drawingml/2006/main">
-                    <a:graphicData uri="http://schemas.openxmlformats.org/drawingml/2006/picture">
-                      <pic:pic xmlns:pic="http://schemas.openxmlformats.org/drawingml/2006/picture">
-                        <pic:nvPicPr>
-                          <pic:cNvPr id="1032" name="그림 48" descr="EMB000014a8254c"/>
-                          <pic:cNvPicPr>
-                            <a:picLocks noChangeAspect="1" noUngrp="1"/>
-                          </pic:cNvPicPr>
-                        </pic:nvPicPr>
-                        <pic:blipFill>
-                          <a:blip r:embed="rId3">
-                            <a:extLst>
-                              <a:ext uri="{28A0092B-C50C-407E-A947-70E740481C1C}">
-                                <a14:useLocalDpi xmlns:a14="http://schemas.microsoft.com/office/drawing/2010/main" val="0"/>
-                              </a:ext>
-                            </a:extLst>
-                          </a:blip>
-                          <a:srcRect r="100" b="290"/>
-                          <a:stretch>
-                            <a:fillRect/>
-                          </a:stretch>
-                        </pic:blipFill>
-                        <pic:spPr>
-                          <a:xfrm>
-                            <a:off x="0" y="0"/>
-                            <a:ext cx="2228850" cy="781050"/>
-                          </a:xfrm>
-                          <a:prstGeom prst="rect">
-                            <a:avLst/>
-                          </a:prstGeom>
-                          <a:noFill/>
-                          <a:ln>
-                            <a:noFill/>
-                          </a:ln>
-                        </pic:spPr>
-                      </pic:pic>
-                    </a:graphicData>
-                  </a:graphic>
-                </wp:inline>
-              </w:drawing>
-            </w:r>
             <w:r>
               <w:rPr>
                 <w:rFonts w:ascii="휴먼명조" w:eastAsia="휴먼명조" w:hAnsi="굴림" w:cs="굴림" w:hint="eastAsia"/>
@@ -13415,29 +13357,6 @@
       </w:tr>
     </w:tbl>
     <w:p>
-      <w:r>
-        <w:t xml:space="preserve">{{/hasExtraItems}}</w:t>
-      </w:r>
-    </w:p>
-    <w:p>
-      <w:pPr>
-        <w:ind w:left="-400" w:hanging="146"/>
-        <w:wordWrap/>
-        <w:snapToGrid w:val="0"/>
-        <w:jc w:val="right"/>
-        <w:spacing w:after="0" w:line="288" w:lineRule="auto"/>
-        <w:textAlignment w:val="baseline"/>
-        <w:rPr>
-          <w:rFonts w:ascii="휴먼명조" w:eastAsia="휴먼명조" w:hAnsi="바탕" w:cs="굴림" w:hint="eastAsia"/>
-          <w:color w:val="353535"/>
-          <w:sz w:val="16"/>
-          <w:szCs w:val="16"/>
-          <w:kern w:val="0"/>
-          <w:spacing w:val="-20"/>
-        </w:rPr>
-      </w:pPr>
-    </w:p>
-    <w:p>
       <w:pPr>
         <w:ind w:left="304" w:hanging="252"/>
         <w:snapToGrid w:val="0"/>
@@ -13815,6 +13734,29 @@
         </w:rPr>
         <w:t>).</w:t>
       </w:r>
+    </w:p>
+    <w:p>
+      <w:r>
+        <w:t xml:space="preserve">{{/hasExtraItems}}</w:t>
+      </w:r>
+    </w:p>
+    <w:p>
+      <w:pPr>
+        <w:ind w:left="-400" w:hanging="146"/>
+        <w:wordWrap/>
+        <w:snapToGrid w:val="0"/>
+        <w:jc w:val="right"/>
+        <w:spacing w:after="0" w:line="288" w:lineRule="auto"/>
+        <w:textAlignment w:val="baseline"/>
+        <w:rPr>
+          <w:rFonts w:ascii="휴먼명조" w:eastAsia="휴먼명조" w:hAnsi="바탕" w:cs="굴림" w:hint="eastAsia"/>
+          <w:color w:val="353535"/>
+          <w:sz w:val="16"/>
+          <w:szCs w:val="16"/>
+          <w:kern w:val="0"/>
+          <w:spacing w:val="-20"/>
+        </w:rPr>
+      </w:pPr>
     </w:p>
     <w:sectPr>
       <w:pgSz w:w="11906" w:h="16838"/>

--- a/templates/export_declaration_template.docx
+++ b/templates/export_declaration_template.docx
@@ -4917,7 +4917,7 @@
       </w:tr>
       <w:tr>
         <w:trPr>
-          <w:trHeight w:val="1233" w:hRule="atLeast"/>
+          <w:trHeight w:val="950" w:hRule="atLeast"/>
         </w:trPr>
         <w:tc>
           <w:tcPr>
@@ -8226,7 +8226,7 @@
       </w:tr>
       <w:tr>
         <w:trPr>
-          <w:trHeight w:val="945" w:hRule="atLeast"/>
+          <w:trHeight w:val="760" w:hRule="atLeast"/>
         </w:trPr>
         <w:tc>
           <w:tcPr>
@@ -8908,7 +8908,7 @@
       <w:pPr>
         <w:ind w:left="304" w:hanging="252"/>
         <w:snapToGrid w:val="0"/>
-        <w:spacing w:after="0" w:before="120" w:beforeLines="50" w:line="360" w:lineRule="auto"/>
+        <w:spacing w:after="0" w:before="40" w:line="260" w:lineRule="auto"/>
         <w:textAlignment w:val="baseline"/>
         <w:rPr>
           <w:rFonts w:ascii="휴먼명조" w:eastAsia="휴먼명조" w:hAnsi="굴림" w:cs="굴림" w:hint="eastAsia"/>
@@ -9199,7 +9199,7 @@
       <w:pPr>
         <w:ind w:left="254" w:hanging="228"/>
         <w:snapToGrid w:val="0"/>
-        <w:spacing w:after="0" w:before="120" w:beforeLines="50" w:line="360" w:lineRule="auto"/>
+        <w:spacing w:after="0" w:before="40" w:line="260" w:lineRule="auto"/>
         <w:textAlignment w:val="baseline"/>
         <w:rPr>
           <w:rFonts w:ascii="휴먼명조" w:eastAsia="휴먼명조" w:hAnsi="바탕" w:cs="굴림" w:hint="eastAsia"/>
@@ -9312,17 +9312,10 @@
     </w:p>
     <w:p>
       <w:pPr>
-        <w:ind w:left="254" w:hanging="228"/>
-        <w:snapToGrid w:val="0"/>
-        <w:spacing w:after="0" w:before="120" w:beforeLines="50" w:line="360" w:lineRule="auto"/>
-        <w:textAlignment w:val="baseline"/>
+        <w:spacing w:before="0" w:after="0" w:line="20" w:lineRule="exact"/>
         <w:rPr>
-          <w:rFonts w:ascii="휴먼명조" w:eastAsia="휴먼명조" w:hAnsi="바탕" w:cs="굴림" w:hint="eastAsia"/>
-          <w:color w:val="000000"/>
-          <w:sz w:val="16"/>
-          <w:szCs w:val="16"/>
-          <w:kern w:val="0"/>
-          <w:spacing w:val="-16"/>
+          <w:sz w:val="2"/>
+          <w:szCs w:val="2"/>
         </w:rPr>
       </w:pPr>
     </w:p>
@@ -13742,25 +13735,16 @@
     </w:p>
     <w:p>
       <w:pPr>
-        <w:ind w:left="-400" w:hanging="146"/>
-        <w:wordWrap/>
-        <w:snapToGrid w:val="0"/>
-        <w:jc w:val="right"/>
-        <w:spacing w:after="0" w:line="288" w:lineRule="auto"/>
-        <w:textAlignment w:val="baseline"/>
+        <w:spacing w:before="0" w:after="0" w:line="20" w:lineRule="exact"/>
         <w:rPr>
-          <w:rFonts w:ascii="휴먼명조" w:eastAsia="휴먼명조" w:hAnsi="바탕" w:cs="굴림" w:hint="eastAsia"/>
-          <w:color w:val="353535"/>
-          <w:sz w:val="16"/>
-          <w:szCs w:val="16"/>
-          <w:kern w:val="0"/>
-          <w:spacing w:val="-20"/>
+          <w:sz w:val="2"/>
+          <w:szCs w:val="2"/>
         </w:rPr>
       </w:pPr>
     </w:p>
     <w:sectPr>
       <w:pgSz w:w="11906" w:h="16838"/>
-      <w:pgMar w:top="1701" w:right="1440" w:bottom="1440" w:left="1440" w:header="851" w:footer="992" w:gutter="0"/>
+      <w:pgMar w:top="1418" w:right="1440" w:bottom="1440" w:left="1440" w:header="851" w:footer="992" w:gutter="0"/>
       <w:cols/>
       <w:docGrid w:linePitch="360"/>
     </w:sectPr>

--- a/templates/export_declaration_template.docx
+++ b/templates/export_declaration_template.docx
@@ -5047,7 +5047,6 @@
                 <w:w w:val="78"/>
                 <w:sz w:val="15"/>
                 <w:szCs w:val="15"/>
-                <w:fitText w:val="1120" w:id="904099328"/>
                 <w:kern w:val="0"/>
               </w:rPr>
               <w:t>{{qty_unit}}</w:t>
@@ -5059,9 +5058,8 @@
                 <w:w w:val="78"/>
                 <w:sz w:val="15"/>
                 <w:szCs w:val="15"/>
-                <w:fitText w:val="1120" w:id="904099328"/>
-                <w:kern w:val="0"/>
-                <w:spacing w:val="240"/>
+                <w:kern w:val="0"/>
+                <w:spacing w:val="0"/>
               </w:rPr>
               <w:t/>
             </w:r>
@@ -5640,7 +5638,6 @@
                 <w:w w:val="90"/>
                 <w:sz w:val="14"/>
                 <w:szCs w:val="14"/>
-                <w:fitText w:val="1120" w:id="904099840"/>
                 <w:kern w:val="0"/>
               </w:rPr>
               <w:t>{{qty_unit}}</w:t>
@@ -5652,11 +5649,10 @@
                 <w:w w:val="90"/>
                 <w:sz w:val="14"/>
                 <w:szCs w:val="14"/>
-                <w:fitText w:val="1120" w:id="904099840"/>
-                <w:kern w:val="0"/>
-                <w:spacing w:val="30"/>
-              </w:rPr>
-              <w:t>)</w:t>
+                <w:kern w:val="0"/>
+                <w:spacing w:val="0"/>
+              </w:rPr>
+              <w:t/>
             </w:r>
           </w:p>
         </w:tc>
@@ -5815,7 +5811,6 @@
                 <w:color w:val="000000"/>
                 <w:sz w:val="14"/>
                 <w:szCs w:val="14"/>
-                <w:fitText w:val="959" w:id="904099841"/>
                 <w:kern w:val="0"/>
               </w:rPr>
               <w:t>{{fob_price}}</w:t>
@@ -5826,9 +5821,8 @@
                 <w:color w:val="000000"/>
                 <w:sz w:val="14"/>
                 <w:szCs w:val="14"/>
-                <w:fitText w:val="959" w:id="904099841"/>
-                <w:kern w:val="0"/>
-                <w:spacing w:val="75"/>
+                <w:kern w:val="0"/>
+                <w:spacing w:val="0"/>
               </w:rPr>
               <w:t/>
             </w:r>
@@ -11464,7 +11458,6 @@
                 <w:w w:val="82"/>
                 <w:sz w:val="14"/>
                 <w:szCs w:val="14"/>
-                <w:fitText w:val="1120" w:id="904105728"/>
                 <w:kern w:val="0"/>
               </w:rPr>
               <w:t>{{qty_unit}}</w:t>
@@ -11476,7 +11469,6 @@
                 <w:w w:val="82"/>
                 <w:sz w:val="14"/>
                 <w:szCs w:val="14"/>
-                <w:fitText w:val="1120" w:id="904105728"/>
                 <w:kern w:val="0"/>
                 <w:spacing w:val="-60"/>
               </w:rPr>
